--- a/docs/sdlc/40_test/WS2D-TM-001_トレーサビリティマトリクス.docx
+++ b/docs/sdlc/40_test/WS2D-TM-001_トレーサビリティマトリクス.docx
@@ -2814,26 +2814,26 @@
                 <w:rFonts w:ascii="Yu Gothic" w:hAnsi="Yu Gothic" w:eastAsia="Yu Gothic"/>
                 <w:sz w:val="14"/>
               </w:rPr>
-              <w:t>6:user.html,tenant.html</w:t>
-            </w:r>
-          </w:p>
-        </w:tc>
-        <w:tc>
-          <w:tcPr>
-            <w:tcW w:type="dxa" w:w="1350"/>
-          </w:tcPr>
-          <w:p>
-            <w:r>
-              <w:rPr>
-                <w:sz w:val="14"/>
-              </w:rPr>
-            </w:r>
-            <w:r>
-              <w:rPr>
-                <w:rFonts w:ascii="Yu Gothic" w:hAnsi="Yu Gothic" w:eastAsia="Yu Gothic"/>
-                <w:sz w:val="14"/>
-              </w:rPr>
-              <w:t>21:/admin/console,/api/admin/tenancy</w:t>
+              <w:t>6:tenant.html,view-user-management.html</w:t>
+            </w:r>
+          </w:p>
+        </w:tc>
+        <w:tc>
+          <w:tcPr>
+            <w:tcW w:type="dxa" w:w="1350"/>
+          </w:tcPr>
+          <w:p>
+            <w:r>
+              <w:rPr>
+                <w:sz w:val="14"/>
+              </w:rPr>
+            </w:r>
+            <w:r>
+              <w:rPr>
+                <w:rFonts w:ascii="Yu Gothic" w:hAnsi="Yu Gothic" w:eastAsia="Yu Gothic"/>
+                <w:sz w:val="14"/>
+              </w:rPr>
+              <w:t>21:/user-management,/api/admin/tenancy</w:t>
             </w:r>
           </w:p>
         </w:tc>
@@ -2890,7 +2890,7 @@
                 <w:rFonts w:ascii="Yu Gothic" w:hAnsi="Yu Gothic" w:eastAsia="Yu Gothic"/>
                 <w:sz w:val="14"/>
               </w:rPr>
-              <w:t>0（E2E未確認）</w:t>
+              <w:t>1:test_auth_tenant_e2e.py</w:t>
             </w:r>
           </w:p>
         </w:tc>
